--- a/dokumentacja.docx
+++ b/dokumentacja.docx
@@ -10,6 +10,9 @@
     <w:p>
       <w:r>
         <w:t>Cel : Moja gra będzie</w:t>
+      </w:r>
+      <w:r>
+        <w:t xml:space="preserve"> miała plansze </w:t>
       </w:r>
     </w:p>
     <w:sectPr>
@@ -181,6 +184,7 @@
   <w:style w:type="paragraph" w:default="1" w:styleId="Normalny">
     <w:name w:val="Normal"/>
     <w:qFormat/>
+    <w:rsid w:val="00710E55"/>
   </w:style>
   <w:style w:type="character" w:default="1" w:styleId="Domylnaczcionkaakapitu">
     <w:name w:val="Default Paragraph Font"/>

--- a/dokumentacja.docx
+++ b/dokumentacja.docx
@@ -13,6 +13,9 @@
       </w:r>
       <w:r>
         <w:t xml:space="preserve"> miała plansze </w:t>
+      </w:r>
+      <w:r>
+        <w:t>na której  będzie poruszał się obiekt którym można sterować. Celem będzie dojście do celu – wtedy jest wygrana.</w:t>
       </w:r>
     </w:p>
     <w:sectPr>
